--- a/diary/summer_d5.3.docx
+++ b/diary/summer_d5.3.docx
@@ -2,7 +2,7 @@
 <file path=word/document.xml><?xml version="1.0" encoding="utf-8"?>
 <w:document xmlns:w="http://schemas.openxmlformats.org/wordprocessingml/2006/main" xmlns:m="http://schemas.openxmlformats.org/officeDocument/2006/math" xmlns:r="http://schemas.openxmlformats.org/officeDocument/2006/relationships" xmlns:o="urn:schemas-microsoft-com:office:office" xmlns:v="urn:schemas-microsoft-com:vml" xmlns:w10="urn:schemas-microsoft-com:office:word" xmlns:a="http://schemas.openxmlformats.org/drawingml/2006/main" xmlns:pic="http://schemas.openxmlformats.org/drawingml/2006/picture" xmlns:wp="http://schemas.openxmlformats.org/drawingml/2006/wordprocessingDrawing">
   <w:body>
-    <w:bookmarkStart w:id="19" w:name="X29481ef02bdb35600d0bef866bd371c03528996"/>
+    <w:bookmarkStart w:id="20" w:name="X29481ef02bdb35600d0bef866bd371c03528996"/>
     <w:p>
       <w:pPr>
         <w:pStyle w:val="Heading1"/>
@@ -195,14 +195,15 @@
         <w:t xml:space="preserve">out.</w:t>
       </w:r>
     </w:p>
-    <w:bookmarkStart w:id="9" w:name="headline"/>
-    <w:p>
-      <w:pPr>
-        <w:pStyle w:val="Heading2"/>
-      </w:pPr>
-      <w:r>
-        <w:t xml:space="preserve">0. Headline</w:t>
-      </w:r>
+    <w:p>
+      <w:pPr>
+        <w:pStyle w:val="Heading3"/>
+      </w:pPr>
+      <w:bookmarkStart w:id="9" w:name="X80f9fcef0a1aee5b0a5af118b540472c526dbb0"/>
+      <w:r>
+        <w:t xml:space="preserve">⚠️ Corrections from later entries (added D5.5, in place — nothing deleted)</w:t>
+      </w:r>
+      <w:bookmarkEnd w:id="9"/>
     </w:p>
     <w:p>
       <w:pPr>
@@ -217,35 +218,31 @@
           <w:b/>
           <w:bCs/>
         </w:rPr>
-        <w:t xml:space="preserve">The bracket collapses toward the pessimistic end.</w:t>
-      </w:r>
-      <w:r>
-        <w:t xml:space="preserve"> </w:t>
-      </w:r>
-      <w:r>
-        <w:t xml:space="preserve">D5.2 left the answer somewhere between</w:t>
-      </w:r>
-      <w:r>
-        <w:t xml:space="preserve"> </w:t>
-      </w:r>
-      <w:r>
-        <w:t xml:space="preserve">proxy (6.5 s) and untrained (145.6 s median, 1/5 timeouts). Trained units, density-matched:</w:t>
-      </w:r>
-      <w:r>
-        <w:t xml:space="preserve"> </w:t>
-      </w:r>
-      <w:r>
-        <w:rPr>
-          <w:b/>
-          <w:bCs/>
-        </w:rPr>
-        <w:t xml:space="preserve">86.5 s median, frontier 15 491</w:t>
-      </w:r>
-      <w:r>
-        <w:t xml:space="preserve"> </w:t>
-      </w:r>
-      <w:r>
-        <w:t xml:space="preserve">— near untrained, nowhere near the proxy.</w:t>
+        <w:t xml:space="preserve">The IoU comparisons in §3–§5 are WITHDRAWN (D5.4).</w:t>
+      </w:r>
+      <w:r>
+        <w:t xml:space="preserve"> </w:t>
+      </w:r>
+      <w:r>
+        <w:t xml:space="preserve">Both arms were measured at</w:t>
+      </w:r>
+      <w:r>
+        <w:t xml:space="preserve"> </w:t>
+      </w:r>
+      <w:r>
+        <w:t xml:space="preserve">alpha=0 (density ~0.50), where IoU ≈ density by construction. The trained-vs-untrained IoU</w:t>
+      </w:r>
+      <w:r>
+        <w:t xml:space="preserve"> </w:t>
+      </w:r>
+      <w:r>
+        <w:t xml:space="preserve">gap tracks the density gap. §4 already flagged the difference as unestablished at n=5; the</w:t>
+      </w:r>
+      <w:r>
+        <w:t xml:space="preserve"> </w:t>
+      </w:r>
+      <w:r>
+        <w:t xml:space="preserve">reason is worse than sample size.</w:t>
       </w:r>
     </w:p>
     <w:p>
@@ -261,47 +258,19 @@
           <w:b/>
           <w:bCs/>
         </w:rPr>
-        <w:t xml:space="preserve">My predicted mechanism is unresolved, and my first reading of it was wrong.</w:t>
-      </w:r>
-      <w:r>
-        <w:t xml:space="preserve"> </w:t>
-      </w:r>
-      <w:r>
-        <w:t xml:space="preserve">I argued</w:t>
-      </w:r>
-      <w:r>
-        <w:t xml:space="preserve"> </w:t>
-      </w:r>
-      <w:r>
-        <w:t xml:space="preserve">trained units would be</w:t>
-      </w:r>
-      <w:r>
-        <w:t xml:space="preserve"> </w:t>
-      </w:r>
-      <w:r>
-        <w:rPr>
-          <w:i/>
-          <w:iCs/>
-        </w:rPr>
-        <w:t xml:space="preserve">more</w:t>
-      </w:r>
-      <w:r>
-        <w:t xml:space="preserve"> </w:t>
-      </w:r>
-      <w:r>
-        <w:t xml:space="preserve">explainable → stronger floor → faster. The n=5 search sample</w:t>
-      </w:r>
-      <w:r>
-        <w:t xml:space="preserve"> </w:t>
-      </w:r>
-      <w:r>
-        <w:t xml:space="preserve">appeared to show the opposite (IoU 0.530 vs 0.611) — but that comparison is censored and</w:t>
-      </w:r>
-      <w:r>
-        <w:t xml:space="preserve"> </w:t>
-      </w:r>
-      <w:r>
-        <w:t xml:space="preserve">underpowered, and a</w:t>
+        <w:t xml:space="preserve">§5’s conclusion that the concept VOCABULARY is the binding constraint is unsupported.</w:t>
+      </w:r>
+      <w:r>
+        <w:t xml:space="preserve"> </w:t>
+      </w:r>
+      <w:r>
+        <w:t xml:space="preserve">The binding constraint was the activation range. At a corrected range the trained arm</w:t>
+      </w:r>
+      <w:r>
+        <w:t xml:space="preserve"> </w:t>
+      </w:r>
+      <w:r>
+        <w:t xml:space="preserve">reaches lift 3.41 and</w:t>
       </w:r>
       <w:r>
         <w:t xml:space="preserve"> </w:t>
@@ -311,32 +280,25 @@
           <w:b/>
           <w:bCs/>
         </w:rPr>
-        <w:t xml:space="preserve">density-matched test over all 600 eligible units reverses the sign</w:t>
-      </w:r>
-      <w:r>
-        <w:t xml:space="preserve"> </w:t>
-      </w:r>
-      <w:r>
-        <w:t xml:space="preserve">(trained 0.431 vs untrained 0.420, p=0.008, d=0.20). The direction of the explainability</w:t>
-      </w:r>
-      <w:r>
-        <w:t xml:space="preserve"> </w:t>
-      </w:r>
-      <w:r>
-        <w:t xml:space="preserve">difference is</w:t>
-      </w:r>
-      <w:r>
-        <w:t xml:space="preserve"> </w:t>
-      </w:r>
-      <w:r>
-        <w:rPr>
-          <w:b/>
-          <w:bCs/>
-        </w:rPr>
-        <w:t xml:space="preserve">not established</w:t>
-      </w:r>
-      <w:r>
-        <w:t xml:space="preserve">; the effect, if real, is small either way. See §4.</w:t>
+        <w:t xml:space="preserve">separates from untrained</w:t>
+      </w:r>
+      <w:r>
+        <w:t xml:space="preserve"> </w:t>
+      </w:r>
+      <w:r>
+        <w:t xml:space="preserve">(3.41 vs 2.07 at alpha=0.05) where at</w:t>
+      </w:r>
+      <w:r>
+        <w:t xml:space="preserve"> </w:t>
+      </w:r>
+      <w:r>
+        <w:t xml:space="preserve">alpha=0.5 the two are indistinguishable — so the D5.3 question is reopened, with an</w:t>
+      </w:r>
+      <w:r>
+        <w:t xml:space="preserve"> </w:t>
+      </w:r>
+      <w:r>
+        <w:t xml:space="preserve">instrument that works (D5.5 §2, §5).</w:t>
       </w:r>
     </w:p>
     <w:p>
@@ -352,38 +314,64 @@
           <w:b/>
           <w:bCs/>
         </w:rPr>
-        <w:t xml:space="preserve">A confound I introduced, then removed.</w:t>
-      </w:r>
-      <w:r>
-        <w:t xml:space="preserve"> </w:t>
-      </w:r>
-      <w:r>
-        <w:t xml:space="preserve">The first trained run sampled units across a much</w:t>
-      </w:r>
-      <w:r>
-        <w:t xml:space="preserve"> </w:t>
-      </w:r>
-      <w:r>
-        <w:t xml:space="preserve">wider density range than the untrained run had, and reported a 45 % frontier reduction.</w:t>
-      </w:r>
-      <w:r>
-        <w:t xml:space="preserve"> </w:t>
-      </w:r>
-      <w:r>
-        <w:t xml:space="preserve">Density-matched, that shrinks to</w:t>
-      </w:r>
-      <w:r>
-        <w:t xml:space="preserve"> </w:t>
-      </w:r>
-      <w:r>
-        <w:rPr>
-          <w:b/>
-          <w:bCs/>
-        </w:rPr>
-        <w:t xml:space="preserve">17 %</w:t>
-      </w:r>
-      <w:r>
-        <w:t xml:space="preserve">. The unmatched number overstated the effect.</w:t>
+        <w:t xml:space="preserve">The model itself is verified.</w:t>
+      </w:r>
+      <w:r>
+        <w:t xml:space="preserve"> </w:t>
+      </w:r>
+      <w:r>
+        <w:rPr>
+          <w:rStyle w:val="VerbatimChar"/>
+        </w:rPr>
+        <w:t xml:space="preserve">bowman_snli_best.pth</w:t>
+      </w:r>
+      <w:r>
+        <w:t xml:space="preserve"> </w:t>
+      </w:r>
+      <w:r>
+        <w:t xml:space="preserve">re-evaluates to</w:t>
+      </w:r>
+      <w:r>
+        <w:t xml:space="preserve"> </w:t>
+      </w:r>
+      <w:r>
+        <w:t xml:space="preserve">0.7934362934362934 dev accuracy exactly. But the recorded invocation was wrong: it needs</w:t>
+      </w:r>
+      <w:r>
+        <w:t xml:space="preserve"> </w:t>
+      </w:r>
+      <w:r>
+        <w:rPr>
+          <w:rStyle w:val="VerbatimChar"/>
+        </w:rPr>
+        <w:t xml:space="preserve">--max_data 0</w:t>
+      </w:r>
+      <w:r>
+        <w:t xml:space="preserve">, not the defaults (</w:t>
+      </w:r>
+      <w:r>
+        <w:rPr>
+          <w:rStyle w:val="VerbatimChar"/>
+        </w:rPr>
+        <w:t xml:space="preserve">VERIFICATION.md</w:t>
+      </w:r>
+      <w:r>
+        <w:t xml:space="preserve"> </w:t>
+      </w:r>
+      <w:r>
+        <w:t xml:space="preserve">check 7,</w:t>
+      </w:r>
+      <w:r>
+        <w:t xml:space="preserve"> </w:t>
+      </w:r>
+      <w:r>
+        <w:rPr>
+          <w:rStyle w:val="VerbatimChar"/>
+        </w:rPr>
+        <w:t xml:space="preserve">models/README.md</w:t>
+      </w:r>
+      <w:r>
+        <w:t xml:space="preserve">).</w:t>
       </w:r>
     </w:p>
     <w:p>
@@ -399,35 +387,40 @@
           <w:b/>
           <w:bCs/>
         </w:rPr>
-        <w:t xml:space="preserve">D5.2’s core correction stands and strengthens.</w:t>
-      </w:r>
-      <w:r>
-        <w:t xml:space="preserve"> </w:t>
-      </w:r>
-      <w:r>
-        <w:t xml:space="preserve">The proxy remains a 5× frontier and 13×</w:t>
-      </w:r>
-      <w:r>
-        <w:t xml:space="preserve"> </w:t>
-      </w:r>
-      <w:r>
-        <w:t xml:space="preserve">time outlier against</w:t>
-      </w:r>
-      <w:r>
-        <w:t xml:space="preserve"> </w:t>
-      </w:r>
-      <w:r>
-        <w:rPr>
-          <w:i/>
-          <w:iCs/>
-        </w:rPr>
-        <w:t xml:space="preserve">properly trained</w:t>
-      </w:r>
-      <w:r>
-        <w:t xml:space="preserve"> </w:t>
-      </w:r>
-      <w:r>
-        <w:t xml:space="preserve">neurons.</w:t>
+        <w:t xml:space="preserve">The density-band lesson in §4 generalised</w:t>
+      </w:r>
+      <w:r>
+        <w:t xml:space="preserve"> </w:t>
+      </w:r>
+      <w:r>
+        <w:t xml:space="preserve">into a recurring error shape, documented in</w:t>
+      </w:r>
+      <w:r>
+        <w:t xml:space="preserve"> </w:t>
+      </w:r>
+      <w:r>
+        <w:rPr>
+          <w:rStyle w:val="VerbatimChar"/>
+        </w:rPr>
+        <w:t xml:space="preserve">results/METHOD_NOTES.md</w:t>
+      </w:r>
+      <w:r>
+        <w:t xml:space="preserve">: an effect attributed to the swept variable while the unit set</w:t>
+      </w:r>
+      <w:r>
+        <w:t xml:space="preserve"> </w:t>
+      </w:r>
+      <w:r>
+        <w:t xml:space="preserve">moves underneath it.</w:t>
+      </w:r>
+    </w:p>
+    <w:bookmarkStart w:id="10" w:name="headline"/>
+    <w:p>
+      <w:pPr>
+        <w:pStyle w:val="Heading2"/>
+      </w:pPr>
+      <w:r>
+        <w:t xml:space="preserve">0. Headline</w:t>
       </w:r>
     </w:p>
     <w:p>
@@ -435,7 +428,7 @@
         <w:pStyle w:val="Compact"/>
         <w:numPr>
           <w:ilvl w:val="0"/>
-          <w:numId w:val="1001"/>
+          <w:numId w:val="1002"/>
         </w:numPr>
       </w:pPr>
       <w:r>
@@ -443,25 +436,63 @@
           <w:b/>
           <w:bCs/>
         </w:rPr>
-        <w:t xml:space="preserve">Substantive interpretability result (the robust one):</w:t>
-      </w:r>
-      <w:r>
-        <w:t xml:space="preserve"> </w:t>
-      </w:r>
-      <w:r>
-        <w:t xml:space="preserve">neurons in a 79.3 %-accuracy SNLI</w:t>
-      </w:r>
-      <w:r>
-        <w:t xml:space="preserve"> </w:t>
-      </w:r>
-      <w:r>
-        <w:t xml:space="preserve">model reach only IoU ≈ 0.5 under length-4 formulas over POS/dep/lemma/synset/constituent</w:t>
-      </w:r>
-      <w:r>
-        <w:t xml:space="preserve"> </w:t>
-      </w:r>
-      <w:r>
-        <w:t xml:space="preserve">concepts — and untrained units score no better. Real neurons of either kind are</w:t>
+        <w:t xml:space="preserve">The bracket collapses toward the pessimistic end.</w:t>
+      </w:r>
+      <w:r>
+        <w:t xml:space="preserve"> </w:t>
+      </w:r>
+      <w:r>
+        <w:t xml:space="preserve">D5.2 left the answer somewhere between</w:t>
+      </w:r>
+      <w:r>
+        <w:t xml:space="preserve"> </w:t>
+      </w:r>
+      <w:r>
+        <w:t xml:space="preserve">proxy (6.5 s) and untrained (145.6 s median, 1/5 timeouts). Trained units, density-matched:</w:t>
+      </w:r>
+      <w:r>
+        <w:t xml:space="preserve"> </w:t>
+      </w:r>
+      <w:r>
+        <w:rPr>
+          <w:b/>
+          <w:bCs/>
+        </w:rPr>
+        <w:t xml:space="preserve">86.5 s median, frontier 15 491</w:t>
+      </w:r>
+      <w:r>
+        <w:t xml:space="preserve"> </w:t>
+      </w:r>
+      <w:r>
+        <w:t xml:space="preserve">— near untrained, nowhere near the proxy.</w:t>
+      </w:r>
+    </w:p>
+    <w:p>
+      <w:pPr>
+        <w:pStyle w:val="Compact"/>
+        <w:numPr>
+          <w:ilvl w:val="0"/>
+          <w:numId w:val="1002"/>
+        </w:numPr>
+      </w:pPr>
+      <w:r>
+        <w:rPr>
+          <w:b/>
+          <w:bCs/>
+        </w:rPr>
+        <w:t xml:space="preserve">My predicted mechanism is unresolved, and my first reading of it was wrong.</w:t>
+      </w:r>
+      <w:r>
+        <w:t xml:space="preserve"> </w:t>
+      </w:r>
+      <w:r>
+        <w:t xml:space="preserve">I argued</w:t>
+      </w:r>
+      <w:r>
+        <w:t xml:space="preserve"> </w:t>
+      </w:r>
+      <w:r>
+        <w:t xml:space="preserve">trained units would be</w:t>
       </w:r>
       <w:r>
         <w:t xml:space="preserve"> </w:t>
@@ -471,6 +502,194 @@
           <w:i/>
           <w:iCs/>
         </w:rPr>
+        <w:t xml:space="preserve">more</w:t>
+      </w:r>
+      <w:r>
+        <w:t xml:space="preserve"> </w:t>
+      </w:r>
+      <w:r>
+        <w:t xml:space="preserve">explainable → stronger floor → faster. The n=5 search sample</w:t>
+      </w:r>
+      <w:r>
+        <w:t xml:space="preserve"> </w:t>
+      </w:r>
+      <w:r>
+        <w:t xml:space="preserve">appeared to show the opposite (IoU 0.530 vs 0.611) — but that comparison is censored and</w:t>
+      </w:r>
+      <w:r>
+        <w:t xml:space="preserve"> </w:t>
+      </w:r>
+      <w:r>
+        <w:t xml:space="preserve">underpowered, and a</w:t>
+      </w:r>
+      <w:r>
+        <w:t xml:space="preserve"> </w:t>
+      </w:r>
+      <w:r>
+        <w:rPr>
+          <w:b/>
+          <w:bCs/>
+        </w:rPr>
+        <w:t xml:space="preserve">density-matched test over all 600 eligible units reverses the sign</w:t>
+      </w:r>
+      <w:r>
+        <w:t xml:space="preserve"> </w:t>
+      </w:r>
+      <w:r>
+        <w:t xml:space="preserve">(trained 0.431 vs untrained 0.420, p=0.008, d=0.20). The direction of the explainability</w:t>
+      </w:r>
+      <w:r>
+        <w:t xml:space="preserve"> </w:t>
+      </w:r>
+      <w:r>
+        <w:t xml:space="preserve">difference is</w:t>
+      </w:r>
+      <w:r>
+        <w:t xml:space="preserve"> </w:t>
+      </w:r>
+      <w:r>
+        <w:rPr>
+          <w:b/>
+          <w:bCs/>
+        </w:rPr>
+        <w:t xml:space="preserve">not established</w:t>
+      </w:r>
+      <w:r>
+        <w:t xml:space="preserve">; the effect, if real, is small either way. See §4.</w:t>
+      </w:r>
+    </w:p>
+    <w:p>
+      <w:pPr>
+        <w:pStyle w:val="Compact"/>
+        <w:numPr>
+          <w:ilvl w:val="0"/>
+          <w:numId w:val="1002"/>
+        </w:numPr>
+      </w:pPr>
+      <w:r>
+        <w:rPr>
+          <w:b/>
+          <w:bCs/>
+        </w:rPr>
+        <w:t xml:space="preserve">A confound I introduced, then removed.</w:t>
+      </w:r>
+      <w:r>
+        <w:t xml:space="preserve"> </w:t>
+      </w:r>
+      <w:r>
+        <w:t xml:space="preserve">The first trained run sampled units across a much</w:t>
+      </w:r>
+      <w:r>
+        <w:t xml:space="preserve"> </w:t>
+      </w:r>
+      <w:r>
+        <w:t xml:space="preserve">wider density range than the untrained run had, and reported a 45 % frontier reduction.</w:t>
+      </w:r>
+      <w:r>
+        <w:t xml:space="preserve"> </w:t>
+      </w:r>
+      <w:r>
+        <w:t xml:space="preserve">Density-matched, that shrinks to</w:t>
+      </w:r>
+      <w:r>
+        <w:t xml:space="preserve"> </w:t>
+      </w:r>
+      <w:r>
+        <w:rPr>
+          <w:b/>
+          <w:bCs/>
+        </w:rPr>
+        <w:t xml:space="preserve">17 %</w:t>
+      </w:r>
+      <w:r>
+        <w:t xml:space="preserve">. The unmatched number overstated the effect.</w:t>
+      </w:r>
+    </w:p>
+    <w:p>
+      <w:pPr>
+        <w:pStyle w:val="Compact"/>
+        <w:numPr>
+          <w:ilvl w:val="0"/>
+          <w:numId w:val="1002"/>
+        </w:numPr>
+      </w:pPr>
+      <w:r>
+        <w:rPr>
+          <w:b/>
+          <w:bCs/>
+        </w:rPr>
+        <w:t xml:space="preserve">D5.2’s core correction stands and strengthens.</w:t>
+      </w:r>
+      <w:r>
+        <w:t xml:space="preserve"> </w:t>
+      </w:r>
+      <w:r>
+        <w:t xml:space="preserve">The proxy remains a 5× frontier and 13×</w:t>
+      </w:r>
+      <w:r>
+        <w:t xml:space="preserve"> </w:t>
+      </w:r>
+      <w:r>
+        <w:t xml:space="preserve">time outlier against</w:t>
+      </w:r>
+      <w:r>
+        <w:t xml:space="preserve"> </w:t>
+      </w:r>
+      <w:r>
+        <w:rPr>
+          <w:i/>
+          <w:iCs/>
+        </w:rPr>
+        <w:t xml:space="preserve">properly trained</w:t>
+      </w:r>
+      <w:r>
+        <w:t xml:space="preserve"> </w:t>
+      </w:r>
+      <w:r>
+        <w:t xml:space="preserve">neurons.</w:t>
+      </w:r>
+    </w:p>
+    <w:p>
+      <w:pPr>
+        <w:pStyle w:val="Compact"/>
+        <w:numPr>
+          <w:ilvl w:val="0"/>
+          <w:numId w:val="1002"/>
+        </w:numPr>
+      </w:pPr>
+      <w:r>
+        <w:rPr>
+          <w:b/>
+          <w:bCs/>
+        </w:rPr>
+        <w:t xml:space="preserve">Substantive interpretability result (the robust one):</w:t>
+      </w:r>
+      <w:r>
+        <w:t xml:space="preserve"> </w:t>
+      </w:r>
+      <w:r>
+        <w:t xml:space="preserve">neurons in a 79.3 %-accuracy SNLI</w:t>
+      </w:r>
+      <w:r>
+        <w:t xml:space="preserve"> </w:t>
+      </w:r>
+      <w:r>
+        <w:t xml:space="preserve">model reach only IoU ≈ 0.5 under length-4 formulas over POS/dep/lemma/synset/constituent</w:t>
+      </w:r>
+      <w:r>
+        <w:t xml:space="preserve"> </w:t>
+      </w:r>
+      <w:r>
+        <w:t xml:space="preserve">concepts — and untrained units score no better. Real neurons of either kind are</w:t>
+      </w:r>
+      <w:r>
+        <w:t xml:space="preserve"> </w:t>
+      </w:r>
+      <w:r>
+        <w:rPr>
+          <w:i/>
+          <w:iCs/>
+        </w:rPr>
         <w:t xml:space="preserve">not</w:t>
       </w:r>
       <w:r>
@@ -492,8 +711,8 @@
         <w:t xml:space="preserve">trained-vs-untrained difference.</w:t>
       </w:r>
     </w:p>
-    <w:bookmarkEnd w:id="9"/>
-    <w:bookmarkStart w:id="10" w:name="the-model"/>
+    <w:bookmarkEnd w:id="10"/>
+    <w:bookmarkStart w:id="11" w:name="the-model"/>
     <w:p>
       <w:pPr>
         <w:pStyle w:val="Heading2"/>
@@ -919,8 +1138,8 @@
         <w:t xml:space="preserve">right vocabulary is in use.</w:t>
       </w:r>
     </w:p>
-    <w:bookmarkEnd w:id="10"/>
-    <w:bookmarkStart w:id="11" w:name="what-training-does-to-the-units"/>
+    <w:bookmarkEnd w:id="11"/>
+    <w:bookmarkStart w:id="12" w:name="what-training-does-to-the-units"/>
     <w:p>
       <w:pPr>
         <w:pStyle w:val="Heading2"/>
@@ -1286,8 +1505,8 @@
         <w:t xml:space="preserve">most frequent concept, so it scores well against any dense mask.</w:t>
       </w:r>
     </w:p>
-    <w:bookmarkEnd w:id="11"/>
-    <w:bookmarkStart w:id="13" w:name="X80b574e30672ae249c24de7b894778ee1a21e76"/>
+    <w:bookmarkEnd w:id="12"/>
+    <w:bookmarkStart w:id="14" w:name="X80b574e30672ae249c24de7b894778ee1a21e76"/>
     <w:p>
       <w:pPr>
         <w:pStyle w:val="Heading2"/>
@@ -2143,7 +2362,7 @@
         </w:tc>
       </w:tr>
     </w:tbl>
-    <w:bookmarkStart w:id="12" w:name="X8337dfcc2df143aa50d8e378862d01d764841d9"/>
+    <w:bookmarkStart w:id="13" w:name="X8337dfcc2df143aa50d8e378862d01d764841d9"/>
     <w:p>
       <w:pPr>
         <w:pStyle w:val="Heading3"/>
@@ -2257,9 +2476,9 @@
         <w:t xml:space="preserve">) so the matching is explicit rather than accidental.</w:t>
       </w:r>
     </w:p>
-    <w:bookmarkEnd w:id="12"/>
     <w:bookmarkEnd w:id="13"/>
-    <w:bookmarkStart w:id="14" w:name="Xb02678a07a3a21e2d5377a5276414ab6dd9c9de"/>
+    <w:bookmarkEnd w:id="14"/>
+    <w:bookmarkStart w:id="15" w:name="Xb02678a07a3a21e2d5377a5276414ab6dd9c9de"/>
     <w:p>
       <w:pPr>
         <w:pStyle w:val="Heading2"/>
@@ -2967,7 +3186,7 @@
         <w:pStyle w:val="Compact"/>
         <w:numPr>
           <w:ilvl w:val="0"/>
-          <w:numId w:val="1002"/>
+          <w:numId w:val="1003"/>
         </w:numPr>
       </w:pPr>
       <w:r>
@@ -3014,7 +3233,7 @@
         <w:pStyle w:val="Compact"/>
         <w:numPr>
           <w:ilvl w:val="0"/>
-          <w:numId w:val="1002"/>
+          <w:numId w:val="1003"/>
         </w:numPr>
       </w:pPr>
       <w:r>
@@ -3048,7 +3267,7 @@
         <w:pStyle w:val="Compact"/>
         <w:numPr>
           <w:ilvl w:val="0"/>
-          <w:numId w:val="1002"/>
+          <w:numId w:val="1003"/>
         </w:numPr>
       </w:pPr>
       <w:r>
@@ -3175,8 +3394,8 @@
         <w:t xml:space="preserve">robust, not on the trained-vs-untrained difference, which is not.</w:t>
       </w:r>
     </w:p>
-    <w:bookmarkEnd w:id="14"/>
-    <w:bookmarkStart w:id="15" w:name="what-this-means-for-the-projects-claim"/>
+    <w:bookmarkEnd w:id="15"/>
+    <w:bookmarkStart w:id="16" w:name="what-this-means-for-the-projects-claim"/>
     <w:p>
       <w:pPr>
         <w:pStyle w:val="Heading2"/>
@@ -3548,257 +3767,14 @@
         <w:t xml:space="preserve">the whole story.</w:t>
       </w:r>
     </w:p>
-    <w:bookmarkEnd w:id="15"/>
-    <w:bookmarkStart w:id="16" w:name="scope"/>
+    <w:bookmarkEnd w:id="16"/>
+    <w:bookmarkStart w:id="17" w:name="scope"/>
     <w:p>
       <w:pPr>
         <w:pStyle w:val="Heading2"/>
       </w:pPr>
       <w:r>
         <w:t xml:space="preserve">6. Scope</w:t>
-      </w:r>
-    </w:p>
-    <w:p>
-      <w:pPr>
-        <w:pStyle w:val="Compact"/>
-        <w:numPr>
-          <w:ilvl w:val="0"/>
-          <w:numId w:val="1003"/>
-        </w:numPr>
-      </w:pPr>
-      <w:r>
-        <w:rPr>
-          <w:b/>
-          <w:bCs/>
-        </w:rPr>
-        <w:t xml:space="preserve">n = 5 units per arm.</w:t>
-      </w:r>
-      <w:r>
-        <w:t xml:space="preserve"> </w:t>
-      </w:r>
-      <w:r>
-        <w:t xml:space="preserve">Enough for order of magnitude, not for direction. The per-unit</w:t>
-      </w:r>
-      <w:r>
-        <w:t xml:space="preserve"> </w:t>
-      </w:r>
-      <w:r>
-        <w:t xml:space="preserve">spread (50 s–160 s within the matched arm) is large relative to the between-arm difference,</w:t>
-      </w:r>
-      <w:r>
-        <w:t xml:space="preserve"> </w:t>
-      </w:r>
-      <w:r>
-        <w:t xml:space="preserve">so</w:t>
-      </w:r>
-      <w:r>
-        <w:t xml:space="preserve"> </w:t>
-      </w:r>
-      <w:r>
-        <w:rPr>
-          <w:b/>
-          <w:bCs/>
-        </w:rPr>
-        <w:t xml:space="preserve">neither</w:t>
-      </w:r>
-      <w:r>
-        <w:t xml:space="preserve"> </w:t>
-      </w:r>
-      <w:r>
-        <w:t xml:space="preserve">the 17 % frontier gap</w:t>
-      </w:r>
-      <w:r>
-        <w:t xml:space="preserve"> </w:t>
-      </w:r>
-      <w:r>
-        <w:rPr>
-          <w:b/>
-          <w:bCs/>
-        </w:rPr>
-        <w:t xml:space="preserve">nor</w:t>
-      </w:r>
-      <w:r>
-        <w:t xml:space="preserve"> </w:t>
-      </w:r>
-      <w:r>
-        <w:t xml:space="preserve">the search-IoU gap is established; §4 shows the</w:t>
-      </w:r>
-      <w:r>
-        <w:t xml:space="preserve"> </w:t>
-      </w:r>
-      <w:r>
-        <w:t xml:space="preserve">latter reverses sign under a properly matched, uncensored test. What</w:t>
-      </w:r>
-      <w:r>
-        <w:t xml:space="preserve"> </w:t>
-      </w:r>
-      <w:r>
-        <w:rPr>
-          <w:i/>
-          <w:iCs/>
-        </w:rPr>
-        <w:t xml:space="preserve">is</w:t>
-      </w:r>
-      <w:r>
-        <w:t xml:space="preserve"> </w:t>
-      </w:r>
-      <w:r>
-        <w:t xml:space="preserve">robust is the gap to</w:t>
-      </w:r>
-      <w:r>
-        <w:t xml:space="preserve"> </w:t>
-      </w:r>
-      <w:r>
-        <w:t xml:space="preserve">the proxy (5× frontier, 13× time), which is an order of magnitude larger than the noise.</w:t>
-      </w:r>
-    </w:p>
-    <w:p>
-      <w:pPr>
-        <w:pStyle w:val="Compact"/>
-        <w:numPr>
-          <w:ilvl w:val="0"/>
-          <w:numId w:val="1003"/>
-        </w:numPr>
-      </w:pPr>
-      <w:r>
-        <w:rPr>
-          <w:b/>
-          <w:bCs/>
-        </w:rPr>
-        <w:t xml:space="preserve">One censored observation.</w:t>
-      </w:r>
-      <w:r>
-        <w:t xml:space="preserve"> </w:t>
-      </w:r>
-      <w:r>
-        <w:t xml:space="preserve">The untrained arm’s timeout has unknown IoU and is excluded from</w:t>
-      </w:r>
-      <w:r>
-        <w:t xml:space="preserve"> </w:t>
-      </w:r>
-      <w:r>
-        <w:t xml:space="preserve">IoU means, biasing them upward. Times are reported as medians, which tolerate the censoring;</w:t>
-      </w:r>
-      <w:r>
-        <w:t xml:space="preserve"> </w:t>
-      </w:r>
-      <w:r>
-        <w:t xml:space="preserve">IoU means do not.</w:t>
-      </w:r>
-    </w:p>
-    <w:p>
-      <w:pPr>
-        <w:pStyle w:val="Compact"/>
-        <w:numPr>
-          <w:ilvl w:val="0"/>
-          <w:numId w:val="1003"/>
-        </w:numPr>
-      </w:pPr>
-      <w:r>
-        <w:t xml:space="preserve">3 epochs, not to convergence — 0.793 is a good model but not a maximally trained one.</w:t>
-      </w:r>
-    </w:p>
-    <w:p>
-      <w:pPr>
-        <w:pStyle w:val="Compact"/>
-        <w:numPr>
-          <w:ilvl w:val="0"/>
-          <w:numId w:val="1003"/>
-        </w:numPr>
-      </w:pPr>
-      <w:r>
-        <w:t xml:space="preserve">200 sentences / 2 547 tokens; K=15; single mask seed.</w:t>
-      </w:r>
-    </w:p>
-    <w:p>
-      <w:pPr>
-        <w:pStyle w:val="Compact"/>
-        <w:numPr>
-          <w:ilvl w:val="0"/>
-          <w:numId w:val="1003"/>
-        </w:numPr>
-      </w:pPr>
-      <w:r>
-        <w:t xml:space="preserve">The concept vocabulary is fixed at the 15 most frequent concepts, which is dominated by</w:t>
-      </w:r>
-      <w:r>
-        <w:t xml:space="preserve"> </w:t>
-      </w:r>
-      <w:r>
-        <w:t xml:space="preserve">frequent structural labels (</w:t>
-      </w:r>
-      <w:r>
-        <w:rPr>
-          <w:rStyle w:val="VerbatimChar"/>
-        </w:rPr>
-        <w:t xml:space="preserve">NP</w:t>
-      </w:r>
-      <w:r>
-        <w:t xml:space="preserve">,</w:t>
-      </w:r>
-      <w:r>
-        <w:t xml:space="preserve"> </w:t>
-      </w:r>
-      <w:r>
-        <w:rPr>
-          <w:rStyle w:val="VerbatimChar"/>
-        </w:rPr>
-        <w:t xml:space="preserve">VP</w:t>
-      </w:r>
-      <w:r>
-        <w:t xml:space="preserve">,</w:t>
-      </w:r>
-      <w:r>
-        <w:t xml:space="preserve"> </w:t>
-      </w:r>
-      <w:r>
-        <w:rPr>
-          <w:rStyle w:val="VerbatimChar"/>
-        </w:rPr>
-        <w:t xml:space="preserve">PP</w:t>
-      </w:r>
-      <w:r>
-        <w:t xml:space="preserve">,</w:t>
-      </w:r>
-      <w:r>
-        <w:t xml:space="preserve"> </w:t>
-      </w:r>
-      <w:r>
-        <w:rPr>
-          <w:rStyle w:val="VerbatimChar"/>
-        </w:rPr>
-        <w:t xml:space="preserve">NN</w:t>
-      </w:r>
-      <w:r>
-        <w:t xml:space="preserve">,</w:t>
-      </w:r>
-      <w:r>
-        <w:t xml:space="preserve"> </w:t>
-      </w:r>
-      <w:r>
-        <w:rPr>
-          <w:rStyle w:val="VerbatimChar"/>
-        </w:rPr>
-        <w:t xml:space="preserve">DT</w:t>
-      </w:r>
-      <w:r>
-        <w:t xml:space="preserve">). A different vocabulary could</w:t>
-      </w:r>
-      <w:r>
-        <w:t xml:space="preserve"> </w:t>
-      </w:r>
-      <w:r>
-        <w:t xml:space="preserve">change the explainability results substantially — see §4.</w:t>
-      </w:r>
-    </w:p>
-    <w:bookmarkEnd w:id="16"/>
-    <w:bookmarkStart w:id="17" w:name="next-steps"/>
-    <w:p>
-      <w:pPr>
-        <w:pStyle w:val="Heading2"/>
-      </w:pPr>
-      <w:r>
-        <w:t xml:space="preserve">7. Next steps</w:t>
       </w:r>
     </w:p>
     <w:p>
@@ -3814,25 +3790,85 @@
           <w:b/>
           <w:bCs/>
         </w:rPr>
-        <w:t xml:space="preserve">(A4) More units, properly.</w:t>
-      </w:r>
-      <w:r>
-        <w:t xml:space="preserve"> </w:t>
-      </w:r>
-      <w:r>
-        <w:t xml:space="preserve">~50 units per arm with matched densities, reporting</w:t>
-      </w:r>
-      <w:r>
-        <w:t xml:space="preserve"> </w:t>
-      </w:r>
-      <w:r>
-        <w:t xml:space="preserve">distributions rather than medians. This is what would turn §3’s 17 % into a real claim or</w:t>
-      </w:r>
-      <w:r>
-        <w:t xml:space="preserve"> </w:t>
-      </w:r>
-      <w:r>
-        <w:t xml:space="preserve">retire it. Cheap to run, just slow.</w:t>
+        <w:t xml:space="preserve">n = 5 units per arm.</w:t>
+      </w:r>
+      <w:r>
+        <w:t xml:space="preserve"> </w:t>
+      </w:r>
+      <w:r>
+        <w:t xml:space="preserve">Enough for order of magnitude, not for direction. The per-unit</w:t>
+      </w:r>
+      <w:r>
+        <w:t xml:space="preserve"> </w:t>
+      </w:r>
+      <w:r>
+        <w:t xml:space="preserve">spread (50 s–160 s within the matched arm) is large relative to the between-arm difference,</w:t>
+      </w:r>
+      <w:r>
+        <w:t xml:space="preserve"> </w:t>
+      </w:r>
+      <w:r>
+        <w:t xml:space="preserve">so</w:t>
+      </w:r>
+      <w:r>
+        <w:t xml:space="preserve"> </w:t>
+      </w:r>
+      <w:r>
+        <w:rPr>
+          <w:b/>
+          <w:bCs/>
+        </w:rPr>
+        <w:t xml:space="preserve">neither</w:t>
+      </w:r>
+      <w:r>
+        <w:t xml:space="preserve"> </w:t>
+      </w:r>
+      <w:r>
+        <w:t xml:space="preserve">the 17 % frontier gap</w:t>
+      </w:r>
+      <w:r>
+        <w:t xml:space="preserve"> </w:t>
+      </w:r>
+      <w:r>
+        <w:rPr>
+          <w:b/>
+          <w:bCs/>
+        </w:rPr>
+        <w:t xml:space="preserve">nor</w:t>
+      </w:r>
+      <w:r>
+        <w:t xml:space="preserve"> </w:t>
+      </w:r>
+      <w:r>
+        <w:t xml:space="preserve">the search-IoU gap is established; §4 shows the</w:t>
+      </w:r>
+      <w:r>
+        <w:t xml:space="preserve"> </w:t>
+      </w:r>
+      <w:r>
+        <w:t xml:space="preserve">latter reverses sign under a properly matched, uncensored test. What</w:t>
+      </w:r>
+      <w:r>
+        <w:t xml:space="preserve"> </w:t>
+      </w:r>
+      <w:r>
+        <w:rPr>
+          <w:i/>
+          <w:iCs/>
+        </w:rPr>
+        <w:t xml:space="preserve">is</w:t>
+      </w:r>
+      <w:r>
+        <w:t xml:space="preserve"> </w:t>
+      </w:r>
+      <w:r>
+        <w:t xml:space="preserve">robust is the gap to</w:t>
+      </w:r>
+      <w:r>
+        <w:t xml:space="preserve"> </w:t>
+      </w:r>
+      <w:r>
+        <w:t xml:space="preserve">the proxy (5× frontier, 13× time), which is an order of magnitude larger than the noise.</w:t>
       </w:r>
     </w:p>
     <w:p>
@@ -3848,25 +3884,25 @@
           <w:b/>
           <w:bCs/>
         </w:rPr>
-        <w:t xml:space="preserve">(C) Richer concept vocabulary.</w:t>
-      </w:r>
-      <w:r>
-        <w:t xml:space="preserve"> </w:t>
-      </w:r>
-      <w:r>
-        <w:t xml:space="preserve">§4 suggests trained neurons encode distinctions absent</w:t>
-      </w:r>
-      <w:r>
-        <w:t xml:space="preserve"> </w:t>
-      </w:r>
-      <w:r>
-        <w:t xml:space="preserve">from POS/dep/synset annotation. Larger K, or concepts beyond this annotation set, would test</w:t>
-      </w:r>
-      <w:r>
-        <w:t xml:space="preserve"> </w:t>
-      </w:r>
-      <w:r>
-        <w:t xml:space="preserve">whether low IoU is a property of the neurons or of the vocabulary.</w:t>
+        <w:t xml:space="preserve">One censored observation.</w:t>
+      </w:r>
+      <w:r>
+        <w:t xml:space="preserve"> </w:t>
+      </w:r>
+      <w:r>
+        <w:t xml:space="preserve">The untrained arm’s timeout has unknown IoU and is excluded from</w:t>
+      </w:r>
+      <w:r>
+        <w:t xml:space="preserve"> </w:t>
+      </w:r>
+      <w:r>
+        <w:t xml:space="preserve">IoU means, biasing them upward. Times are reported as medians, which tolerate the censoring;</w:t>
+      </w:r>
+      <w:r>
+        <w:t xml:space="preserve"> </w:t>
+      </w:r>
+      <w:r>
+        <w:t xml:space="preserve">IoU means do not.</w:t>
       </w:r>
     </w:p>
     <w:p>
@@ -3878,38 +3914,7 @@
         </w:numPr>
       </w:pPr>
       <w:r>
-        <w:rPr>
-          <w:b/>
-          <w:bCs/>
-        </w:rPr>
-        <w:t xml:space="preserve">(B) Beam sweep with trained units.</w:t>
-      </w:r>
-      <w:r>
-        <w:t xml:space="preserve"> </w:t>
-      </w:r>
-      <w:r>
-        <w:t xml:space="preserve">The untrained beam sweep validated width 200</w:t>
-      </w:r>
-      <w:r>
-        <w:t xml:space="preserve"> </w:t>
-      </w:r>
-      <w:r>
-        <w:t xml:space="preserve">(</w:t>
-      </w:r>
-      <w:r>
-        <w:rPr>
-          <w:rStyle w:val="VerbatimChar"/>
-        </w:rPr>
-        <w:t xml:space="preserve">results/real_beam_units_K50.csv</w:t>
-      </w:r>
-      <w:r>
-        <w:t xml:space="preserve">); the trained equivalent is the last piece of the</w:t>
-      </w:r>
-      <w:r>
-        <w:t xml:space="preserve"> </w:t>
-      </w:r>
-      <w:r>
-        <w:t xml:space="preserve">practical recommendation.</w:t>
+        <w:t xml:space="preserve">3 epochs, not to convergence — 0.793 is a good model but not a maximally trained one.</w:t>
       </w:r>
     </w:p>
     <w:p>
@@ -3921,23 +3926,7 @@
         </w:numPr>
       </w:pPr>
       <w:r>
-        <w:rPr>
-          <w:b/>
-          <w:bCs/>
-        </w:rPr>
-        <w:t xml:space="preserve">(D) Explain the speed difference</w:t>
-      </w:r>
-      <w:r>
-        <w:t xml:space="preserve"> </w:t>
-      </w:r>
-      <w:r>
-        <w:t xml:space="preserve">in §4, which is currently an observation without a cause</w:t>
-      </w:r>
-      <w:r>
-        <w:t xml:space="preserve"> </w:t>
-      </w:r>
-      <w:r>
-        <w:t xml:space="preserve">— and which (A4) may yet show is not a real effect.</w:t>
+        <w:t xml:space="preserve">200 sentences / 2 547 tokens; K=15; single mask seed.</w:t>
       </w:r>
     </w:p>
     <w:p>
@@ -3949,39 +3938,86 @@
         </w:numPr>
       </w:pPr>
       <w:r>
-        <w:rPr>
-          <w:b/>
-          <w:bCs/>
-        </w:rPr>
-        <w:t xml:space="preserve">(E) Pre-register the comparison.</w:t>
-      </w:r>
-      <w:r>
-        <w:t xml:space="preserve"> </w:t>
-      </w:r>
-      <w:r>
-        <w:t xml:space="preserve">§4’s near-miss came from choosing the corroborating</w:t>
-      </w:r>
-      <w:r>
-        <w:t xml:space="preserve"> </w:t>
-      </w:r>
-      <w:r>
-        <w:t xml:space="preserve">measurement after seeing the primary result. Fix the units, densities, and tests before the</w:t>
-      </w:r>
-      <w:r>
-        <w:t xml:space="preserve"> </w:t>
-      </w:r>
-      <w:r>
-        <w:t xml:space="preserve">next run rather than after.</w:t>
+        <w:t xml:space="preserve">The concept vocabulary is fixed at the 15 most frequent concepts, which is dominated by</w:t>
+      </w:r>
+      <w:r>
+        <w:t xml:space="preserve"> </w:t>
+      </w:r>
+      <w:r>
+        <w:t xml:space="preserve">frequent structural labels (</w:t>
+      </w:r>
+      <w:r>
+        <w:rPr>
+          <w:rStyle w:val="VerbatimChar"/>
+        </w:rPr>
+        <w:t xml:space="preserve">NP</w:t>
+      </w:r>
+      <w:r>
+        <w:t xml:space="preserve">,</w:t>
+      </w:r>
+      <w:r>
+        <w:t xml:space="preserve"> </w:t>
+      </w:r>
+      <w:r>
+        <w:rPr>
+          <w:rStyle w:val="VerbatimChar"/>
+        </w:rPr>
+        <w:t xml:space="preserve">VP</w:t>
+      </w:r>
+      <w:r>
+        <w:t xml:space="preserve">,</w:t>
+      </w:r>
+      <w:r>
+        <w:t xml:space="preserve"> </w:t>
+      </w:r>
+      <w:r>
+        <w:rPr>
+          <w:rStyle w:val="VerbatimChar"/>
+        </w:rPr>
+        <w:t xml:space="preserve">PP</w:t>
+      </w:r>
+      <w:r>
+        <w:t xml:space="preserve">,</w:t>
+      </w:r>
+      <w:r>
+        <w:t xml:space="preserve"> </w:t>
+      </w:r>
+      <w:r>
+        <w:rPr>
+          <w:rStyle w:val="VerbatimChar"/>
+        </w:rPr>
+        <w:t xml:space="preserve">NN</w:t>
+      </w:r>
+      <w:r>
+        <w:t xml:space="preserve">,</w:t>
+      </w:r>
+      <w:r>
+        <w:t xml:space="preserve"> </w:t>
+      </w:r>
+      <w:r>
+        <w:rPr>
+          <w:rStyle w:val="VerbatimChar"/>
+        </w:rPr>
+        <w:t xml:space="preserve">DT</w:t>
+      </w:r>
+      <w:r>
+        <w:t xml:space="preserve">). A different vocabulary could</w:t>
+      </w:r>
+      <w:r>
+        <w:t xml:space="preserve"> </w:t>
+      </w:r>
+      <w:r>
+        <w:t xml:space="preserve">change the explainability results substantially — see §4.</w:t>
       </w:r>
     </w:p>
     <w:bookmarkEnd w:id="17"/>
-    <w:bookmarkStart w:id="18" w:name="artifacts"/>
+    <w:bookmarkStart w:id="18" w:name="next-steps"/>
     <w:p>
       <w:pPr>
         <w:pStyle w:val="Heading2"/>
       </w:pPr>
       <w:r>
-        <w:t xml:space="preserve">8. Artifacts</w:t>
+        <w:t xml:space="preserve">7. Next steps</w:t>
       </w:r>
     </w:p>
     <w:p>
@@ -3993,37 +4029,29 @@
         </w:numPr>
       </w:pPr>
       <w:r>
-        <w:t xml:space="preserve">Trainer:</w:t>
-      </w:r>
-      <w:r>
-        <w:t xml:space="preserve"> </w:t>
-      </w:r>
-      <w:r>
-        <w:rPr>
-          <w:rStyle w:val="VerbatimChar"/>
-        </w:rPr>
-        <w:t xml:space="preserve">src/train_snli_encoder.py</w:t>
-      </w:r>
-      <w:r>
-        <w:t xml:space="preserve"> </w:t>
-      </w:r>
-      <w:r>
-        <w:t xml:space="preserve">→</w:t>
-      </w:r>
-      <w:r>
-        <w:t xml:space="preserve"> </w:t>
-      </w:r>
-      <w:r>
-        <w:rPr>
-          <w:rStyle w:val="VerbatimChar"/>
-        </w:rPr>
-        <w:t xml:space="preserve">models/bowman_snli_best.pth</w:t>
-      </w:r>
-      <w:r>
-        <w:t xml:space="preserve"> </w:t>
-      </w:r>
-      <w:r>
-        <w:t xml:space="preserve">(0.7934 dev; gitignored)</w:t>
+        <w:rPr>
+          <w:b/>
+          <w:bCs/>
+        </w:rPr>
+        <w:t xml:space="preserve">(A4) More units, properly.</w:t>
+      </w:r>
+      <w:r>
+        <w:t xml:space="preserve"> </w:t>
+      </w:r>
+      <w:r>
+        <w:t xml:space="preserve">~50 units per arm with matched densities, reporting</w:t>
+      </w:r>
+      <w:r>
+        <w:t xml:space="preserve"> </w:t>
+      </w:r>
+      <w:r>
+        <w:t xml:space="preserve">distributions rather than medians. This is what would turn §3’s 17 % into a real claim or</w:t>
+      </w:r>
+      <w:r>
+        <w:t xml:space="preserve"> </w:t>
+      </w:r>
+      <w:r>
+        <w:t xml:space="preserve">retire it. Cheap to run, just slow.</w:t>
       </w:r>
     </w:p>
     <w:p>
@@ -4035,31 +4063,29 @@
         </w:numPr>
       </w:pPr>
       <w:r>
-        <w:t xml:space="preserve">Trained activations:</w:t>
-      </w:r>
-      <w:r>
-        <w:t xml:space="preserve"> </w:t>
-      </w:r>
-      <w:r>
-        <w:rPr>
-          <w:rStyle w:val="VerbatimChar"/>
-        </w:rPr>
-        <w:t xml:space="preserve">src/real_activations.py --ckpt</w:t>
-      </w:r>
-      <w:r>
-        <w:t xml:space="preserve"> </w:t>
-      </w:r>
-      <w:r>
-        <w:t xml:space="preserve">→</w:t>
-      </w:r>
-      <w:r>
-        <w:t xml:space="preserve"> </w:t>
-      </w:r>
-      <w:r>
-        <w:rPr>
-          <w:rStyle w:val="VerbatimChar"/>
-        </w:rPr>
-        <w:t xml:space="preserve">results/real_activations_trained.npz</w:t>
+        <w:rPr>
+          <w:b/>
+          <w:bCs/>
+        </w:rPr>
+        <w:t xml:space="preserve">(C) Richer concept vocabulary.</w:t>
+      </w:r>
+      <w:r>
+        <w:t xml:space="preserve"> </w:t>
+      </w:r>
+      <w:r>
+        <w:t xml:space="preserve">§4 suggests trained neurons encode distinctions absent</w:t>
+      </w:r>
+      <w:r>
+        <w:t xml:space="preserve"> </w:t>
+      </w:r>
+      <w:r>
+        <w:t xml:space="preserve">from POS/dep/synset annotation. Larger K, or concepts beyond this annotation set, would test</w:t>
+      </w:r>
+      <w:r>
+        <w:t xml:space="preserve"> </w:t>
+      </w:r>
+      <w:r>
+        <w:t xml:space="preserve">whether low IoU is a property of the neurons or of the vocabulary.</w:t>
       </w:r>
     </w:p>
     <w:p>
@@ -4071,31 +4097,38 @@
         </w:numPr>
       </w:pPr>
       <w:r>
-        <w:t xml:space="preserve">Search:</w:t>
-      </w:r>
-      <w:r>
-        <w:t xml:space="preserve"> </w:t>
+        <w:rPr>
+          <w:b/>
+          <w:bCs/>
+        </w:rPr>
+        <w:t xml:space="preserve">(B) Beam sweep with trained units.</w:t>
+      </w:r>
+      <w:r>
+        <w:t xml:space="preserve"> </w:t>
+      </w:r>
+      <w:r>
+        <w:t xml:space="preserve">The untrained beam sweep validated width 200</w:t>
+      </w:r>
+      <w:r>
+        <w:t xml:space="preserve"> </w:t>
+      </w:r>
+      <w:r>
+        <w:t xml:space="preserve">(</w:t>
       </w:r>
       <w:r>
         <w:rPr>
           <w:rStyle w:val="VerbatimChar"/>
         </w:rPr>
-        <w:t xml:space="preserve">results/trained_units_K15.csv</w:t>
-      </w:r>
-      <w:r>
-        <w:t xml:space="preserve"> </w:t>
-      </w:r>
-      <w:r>
-        <w:t xml:space="preserve">(unmatched),</w:t>
-      </w:r>
-      <w:r>
-        <w:t xml:space="preserve"> </w:t>
-      </w:r>
-      <w:r>
-        <w:rPr>
-          <w:rStyle w:val="VerbatimChar"/>
-        </w:rPr>
-        <w:t xml:space="preserve">results/trained_units_K15_matched.csv</w:t>
+        <w:t xml:space="preserve">results/real_beam_units_K50.csv</w:t>
+      </w:r>
+      <w:r>
+        <w:t xml:space="preserve">); the trained equivalent is the last piece of the</w:t>
+      </w:r>
+      <w:r>
+        <w:t xml:space="preserve"> </w:t>
+      </w:r>
+      <w:r>
+        <w:t xml:space="preserve">practical recommendation.</w:t>
       </w:r>
     </w:p>
     <w:p>
@@ -4107,16 +4140,23 @@
         </w:numPr>
       </w:pPr>
       <w:r>
-        <w:t xml:space="preserve">Density band now explicit:</w:t>
-      </w:r>
-      <w:r>
-        <w:t xml:space="preserve"> </w:t>
-      </w:r>
-      <w:r>
-        <w:rPr>
-          <w:rStyle w:val="VerbatimChar"/>
-        </w:rPr>
-        <w:t xml:space="preserve">real_token_search.py --dmin/--dmax</w:t>
+        <w:rPr>
+          <w:b/>
+          <w:bCs/>
+        </w:rPr>
+        <w:t xml:space="preserve">(D) Explain the speed difference</w:t>
+      </w:r>
+      <w:r>
+        <w:t xml:space="preserve"> </w:t>
+      </w:r>
+      <w:r>
+        <w:t xml:space="preserve">in §4, which is currently an observation without a cause</w:t>
+      </w:r>
+      <w:r>
+        <w:t xml:space="preserve"> </w:t>
+      </w:r>
+      <w:r>
+        <w:t xml:space="preserve">— and which (A4) may yet show is not a real effect.</w:t>
       </w:r>
     </w:p>
     <w:p>
@@ -4128,11 +4168,190 @@
         </w:numPr>
       </w:pPr>
       <w:r>
+        <w:rPr>
+          <w:b/>
+          <w:bCs/>
+        </w:rPr>
+        <w:t xml:space="preserve">(E) Pre-register the comparison.</w:t>
+      </w:r>
+      <w:r>
+        <w:t xml:space="preserve"> </w:t>
+      </w:r>
+      <w:r>
+        <w:t xml:space="preserve">§4’s near-miss came from choosing the corroborating</w:t>
+      </w:r>
+      <w:r>
+        <w:t xml:space="preserve"> </w:t>
+      </w:r>
+      <w:r>
+        <w:t xml:space="preserve">measurement after seeing the primary result. Fix the units, densities, and tests before the</w:t>
+      </w:r>
+      <w:r>
+        <w:t xml:space="preserve"> </w:t>
+      </w:r>
+      <w:r>
+        <w:t xml:space="preserve">next run rather than after.</w:t>
+      </w:r>
+    </w:p>
+    <w:bookmarkEnd w:id="18"/>
+    <w:bookmarkStart w:id="19" w:name="artifacts"/>
+    <w:p>
+      <w:pPr>
+        <w:pStyle w:val="Heading2"/>
+      </w:pPr>
+      <w:r>
+        <w:t xml:space="preserve">8. Artifacts</w:t>
+      </w:r>
+    </w:p>
+    <w:p>
+      <w:pPr>
+        <w:pStyle w:val="Compact"/>
+        <w:numPr>
+          <w:ilvl w:val="0"/>
+          <w:numId w:val="1006"/>
+        </w:numPr>
+      </w:pPr>
+      <w:r>
+        <w:t xml:space="preserve">Trainer:</w:t>
+      </w:r>
+      <w:r>
+        <w:t xml:space="preserve"> </w:t>
+      </w:r>
+      <w:r>
+        <w:rPr>
+          <w:rStyle w:val="VerbatimChar"/>
+        </w:rPr>
+        <w:t xml:space="preserve">src/train_snli_encoder.py</w:t>
+      </w:r>
+      <w:r>
+        <w:t xml:space="preserve"> </w:t>
+      </w:r>
+      <w:r>
+        <w:t xml:space="preserve">→</w:t>
+      </w:r>
+      <w:r>
+        <w:t xml:space="preserve"> </w:t>
+      </w:r>
+      <w:r>
+        <w:rPr>
+          <w:rStyle w:val="VerbatimChar"/>
+        </w:rPr>
+        <w:t xml:space="preserve">models/bowman_snli_best.pth</w:t>
+      </w:r>
+      <w:r>
+        <w:t xml:space="preserve"> </w:t>
+      </w:r>
+      <w:r>
+        <w:t xml:space="preserve">(0.7934 dev; gitignored)</w:t>
+      </w:r>
+    </w:p>
+    <w:p>
+      <w:pPr>
+        <w:pStyle w:val="Compact"/>
+        <w:numPr>
+          <w:ilvl w:val="0"/>
+          <w:numId w:val="1006"/>
+        </w:numPr>
+      </w:pPr>
+      <w:r>
+        <w:t xml:space="preserve">Trained activations:</w:t>
+      </w:r>
+      <w:r>
+        <w:t xml:space="preserve"> </w:t>
+      </w:r>
+      <w:r>
+        <w:rPr>
+          <w:rStyle w:val="VerbatimChar"/>
+        </w:rPr>
+        <w:t xml:space="preserve">src/real_activations.py --ckpt</w:t>
+      </w:r>
+      <w:r>
+        <w:t xml:space="preserve"> </w:t>
+      </w:r>
+      <w:r>
+        <w:t xml:space="preserve">→</w:t>
+      </w:r>
+      <w:r>
+        <w:t xml:space="preserve"> </w:t>
+      </w:r>
+      <w:r>
+        <w:rPr>
+          <w:rStyle w:val="VerbatimChar"/>
+        </w:rPr>
+        <w:t xml:space="preserve">results/real_activations_trained.npz</w:t>
+      </w:r>
+    </w:p>
+    <w:p>
+      <w:pPr>
+        <w:pStyle w:val="Compact"/>
+        <w:numPr>
+          <w:ilvl w:val="0"/>
+          <w:numId w:val="1006"/>
+        </w:numPr>
+      </w:pPr>
+      <w:r>
+        <w:t xml:space="preserve">Search:</w:t>
+      </w:r>
+      <w:r>
+        <w:t xml:space="preserve"> </w:t>
+      </w:r>
+      <w:r>
+        <w:rPr>
+          <w:rStyle w:val="VerbatimChar"/>
+        </w:rPr>
+        <w:t xml:space="preserve">results/trained_units_K15.csv</w:t>
+      </w:r>
+      <w:r>
+        <w:t xml:space="preserve"> </w:t>
+      </w:r>
+      <w:r>
+        <w:t xml:space="preserve">(unmatched),</w:t>
+      </w:r>
+      <w:r>
+        <w:t xml:space="preserve"> </w:t>
+      </w:r>
+      <w:r>
+        <w:rPr>
+          <w:rStyle w:val="VerbatimChar"/>
+        </w:rPr>
+        <w:t xml:space="preserve">results/trained_units_K15_matched.csv</w:t>
+      </w:r>
+    </w:p>
+    <w:p>
+      <w:pPr>
+        <w:pStyle w:val="Compact"/>
+        <w:numPr>
+          <w:ilvl w:val="0"/>
+          <w:numId w:val="1006"/>
+        </w:numPr>
+      </w:pPr>
+      <w:r>
+        <w:t xml:space="preserve">Density band now explicit:</w:t>
+      </w:r>
+      <w:r>
+        <w:t xml:space="preserve"> </w:t>
+      </w:r>
+      <w:r>
+        <w:rPr>
+          <w:rStyle w:val="VerbatimChar"/>
+        </w:rPr>
+        <w:t xml:space="preserve">real_token_search.py --dmin/--dmax</w:t>
+      </w:r>
+    </w:p>
+    <w:p>
+      <w:pPr>
+        <w:pStyle w:val="Compact"/>
+        <w:numPr>
+          <w:ilvl w:val="0"/>
+          <w:numId w:val="1006"/>
+        </w:numPr>
+      </w:pPr>
+      <w:r>
         <w:t xml:space="preserve">Unchanged: masks, statistics, the beam patch</w:t>
       </w:r>
     </w:p>
-    <w:bookmarkEnd w:id="18"/>
     <w:bookmarkEnd w:id="19"/>
+    <w:bookmarkEnd w:id="20"/>
     <w:sectPr>
       <w:pgSz w:h="12240" w:orient="landscape" w:w="15840"/>
       <w:pgMar w:bottom="720" w:footer="720" w:gutter="0" w:header="720" w:left="720" w:right="720" w:top="720"/>
@@ -4361,6 +4580,9 @@
     <w:abstractNumId w:val="991"/>
   </w:num>
   <w:num w:numId="1005">
+    <w:abstractNumId w:val="991"/>
+  </w:num>
+  <w:num w:numId="1006">
     <w:abstractNumId w:val="991"/>
   </w:num>
 </w:numbering>
